--- a/PGE & WWT payroll code.docx
+++ b/PGE & WWT payroll code.docx
@@ -12,6 +12,13 @@
       <w:r>
         <w:t>70056405</w:t>
       </w:r>
+    </w:p>
+    <w:p>
+      <w:r>
+        <w:t xml:space="preserve">70056404 </w:t>
+      </w:r>
+    </w:p>
+    <w:p>
       <w:r>
         <w:br/>
         <w:t>WWT</w:t>
